--- a/backend/Plantillas/espTec.docx
+++ b/backend/Plantillas/espTec.docx
@@ -11,8 +11,8 @@
           <w:szCs w:val="24"/>
         </w:rPr>
       </w:pPr>
-      <w:bookmarkStart w:id="0" w:name="_Hlk182578113"/>
-      <w:bookmarkStart w:id="1" w:name="_Hlk180486700"/>
+      <w:bookmarkStart w:id="0" w:name="_Hlk180486700"/>
+      <w:bookmarkStart w:id="1" w:name="_Hlk182578113"/>
       <w:r>
         <w:rPr>
           <w:rFonts w:ascii="Century" w:hAnsi="Century" w:cs="Times New Roman"/>
@@ -209,6 +209,7 @@
               </w:rPr>
             </w:pPr>
             <w:bookmarkStart w:id="4" w:name="_Hlk132644364"/>
+            <w:proofErr w:type="spellStart"/>
             <w:r>
               <w:rPr>
                 <w:rFonts w:ascii="Century" w:eastAsia="Times New Roman" w:hAnsi="Century" w:cs="Times New Roman"/>
@@ -221,6 +222,7 @@
               </w:rPr>
               <w:t>Nº</w:t>
             </w:r>
+            <w:proofErr w:type="spellEnd"/>
           </w:p>
         </w:tc>
         <w:tc>
@@ -640,6 +642,7 @@
                 <w:lang w:eastAsia="es-BO"/>
               </w:rPr>
             </w:pPr>
+            <w:proofErr w:type="spellStart"/>
             <w:r>
               <w:rPr>
                 <w:rFonts w:ascii="Century" w:eastAsia="Times New Roman" w:hAnsi="Century" w:cs="Times New Roman"/>
@@ -650,6 +653,7 @@
               </w:rPr>
               <w:t>cant</w:t>
             </w:r>
+            <w:proofErr w:type="spellEnd"/>
           </w:p>
         </w:tc>
         <w:tc>
@@ -677,6 +681,7 @@
                 <w:lang w:eastAsia="es-BO"/>
               </w:rPr>
             </w:pPr>
+            <w:proofErr w:type="spellStart"/>
             <w:r>
               <w:rPr>
                 <w:rFonts w:ascii="Century" w:eastAsia="Times New Roman" w:hAnsi="Century" w:cs="Times New Roman"/>
@@ -687,6 +692,7 @@
               </w:rPr>
               <w:t>pu</w:t>
             </w:r>
+            <w:proofErr w:type="spellEnd"/>
           </w:p>
         </w:tc>
         <w:tc>
@@ -755,6 +761,7 @@
                 <w:lang w:eastAsia="es-BO"/>
               </w:rPr>
             </w:pPr>
+            <w:proofErr w:type="gramStart"/>
             <w:r>
               <w:rPr>
                 <w:rFonts w:ascii="Century" w:eastAsia="Times New Roman" w:hAnsi="Century" w:cs="Times New Roman"/>
@@ -765,6 +772,7 @@
               </w:rPr>
               <w:t>TOTAL</w:t>
             </w:r>
+            <w:proofErr w:type="gramEnd"/>
             <w:r>
               <w:rPr>
                 <w:rFonts w:ascii="Century" w:eastAsia="Times New Roman" w:hAnsi="Century" w:cs="Times New Roman"/>
@@ -815,7 +823,7 @@
           </w:p>
         </w:tc>
       </w:tr>
-      <w:bookmarkEnd w:id="1"/>
+      <w:bookmarkEnd w:id="0"/>
       <w:bookmarkEnd w:id="4"/>
     </w:tbl>
     <w:p>
@@ -834,7 +842,7 @@
         </w:rPr>
       </w:pPr>
     </w:p>
-    <w:bookmarkEnd w:id="0"/>
+    <w:bookmarkEnd w:id="1"/>
     <w:p>
       <w:pPr>
         <w:pStyle w:val="Prrafodelista"/>
@@ -1134,7 +1142,90 @@
           <w:ilvl w:val="0"/>
           <w:numId w:val="17"/>
         </w:numPr>
+        <w:spacing w:after="160" w:line="240" w:lineRule="auto"/>
+        <w:rPr>
+          <w:rFonts w:ascii="Century" w:hAnsi="Century" w:cs="Times New Roman"/>
+          <w:b/>
+          <w:bCs/>
+        </w:rPr>
+      </w:pPr>
+      <w:r>
+        <w:rPr>
+          <w:rFonts w:ascii="Century" w:hAnsi="Century"/>
+          <w:b/>
+          <w:bCs/>
+        </w:rPr>
+        <w:t>Plazo de entrega</w:t>
+      </w:r>
+    </w:p>
+    <w:p>
+      <w:pPr>
         <w:spacing w:line="240" w:lineRule="auto"/>
+        <w:ind w:left="709"/>
+        <w:jc w:val="both"/>
+        <w:rPr>
+          <w:rFonts w:ascii="Century" w:eastAsia="Times New Roman" w:hAnsi="Century" w:cs="Times New Roman"/>
+          <w:color w:val="000000"/>
+          <w:lang w:eastAsia="es-BO"/>
+        </w:rPr>
+      </w:pPr>
+      <w:r>
+        <w:rPr>
+          <w:rFonts w:ascii="Century" w:hAnsi="Century"/>
+        </w:rPr>
+        <w:t>{PLAZOENTREGA}</w:t>
+      </w:r>
+    </w:p>
+    <w:p>
+      <w:pPr>
+        <w:pStyle w:val="Prrafodelista"/>
+        <w:numPr>
+          <w:ilvl w:val="0"/>
+          <w:numId w:val="17"/>
+        </w:numPr>
+        <w:spacing w:after="160" w:line="240" w:lineRule="auto"/>
+        <w:rPr>
+          <w:rFonts w:ascii="Century" w:hAnsi="Century" w:cs="Times New Roman"/>
+          <w:b/>
+          <w:bCs/>
+        </w:rPr>
+      </w:pPr>
+      <w:r>
+        <w:rPr>
+          <w:rFonts w:ascii="Century" w:hAnsi="Century"/>
+          <w:b/>
+          <w:bCs/>
+        </w:rPr>
+        <w:t>Forma de pago</w:t>
+      </w:r>
+    </w:p>
+    <w:p>
+      <w:pPr>
+        <w:spacing w:line="240" w:lineRule="auto"/>
+        <w:ind w:left="709"/>
+        <w:jc w:val="both"/>
+        <w:rPr>
+          <w:rFonts w:ascii="Century" w:eastAsia="Times New Roman" w:hAnsi="Century" w:cs="Times New Roman"/>
+          <w:color w:val="000000"/>
+          <w:lang w:eastAsia="es-BO"/>
+        </w:rPr>
+      </w:pPr>
+      <w:r>
+        <w:rPr>
+          <w:rFonts w:ascii="Century" w:hAnsi="Century"/>
+        </w:rPr>
+        <w:t>{FORMAPAGO}</w:t>
+      </w:r>
+    </w:p>
+    <w:p>
+      <w:pPr>
+        <w:pStyle w:val="Prrafodelista"/>
+        <w:numPr>
+          <w:ilvl w:val="0"/>
+          <w:numId w:val="17"/>
+        </w:numPr>
+        <w:spacing w:line="240" w:lineRule="auto"/>
+        <w:contextualSpacing w:val="0"/>
         <w:jc w:val="both"/>
         <w:rPr>
           <w:rFonts w:ascii="Century" w:eastAsia="Times New Roman" w:hAnsi="Century" w:cs="Times New Roman"/>
@@ -1642,8 +1733,18 @@
         <w:color w:val="244061" w:themeColor="accent1" w:themeShade="80"/>
         <w:sz w:val="28"/>
       </w:rPr>
-      <w:t>Provincia Pacajes</w:t>
+      <w:t xml:space="preserve">Provincia </w:t>
     </w:r>
+    <w:proofErr w:type="spellStart"/>
+    <w:r>
+      <w:rPr>
+        <w:rFonts w:ascii="Adobe Garamond Pro" w:hAnsi="Adobe Garamond Pro"/>
+        <w:color w:val="244061" w:themeColor="accent1" w:themeShade="80"/>
+        <w:sz w:val="28"/>
+      </w:rPr>
+      <w:t>Pacajes</w:t>
+    </w:r>
+    <w:proofErr w:type="spellEnd"/>
   </w:p>
   <w:p>
     <w:pPr>

--- a/backend/Plantillas/espTec.docx
+++ b/backend/Plantillas/espTec.docx
@@ -1297,8 +1297,10 @@
     <w:sectPr>
       <w:headerReference w:type="even" r:id="rId8"/>
       <w:headerReference w:type="default" r:id="rId9"/>
-      <w:footerReference w:type="default" r:id="rId10"/>
-      <w:headerReference w:type="first" r:id="rId11"/>
+      <w:footerReference w:type="even" r:id="rId10"/>
+      <w:footerReference w:type="default" r:id="rId11"/>
+      <w:headerReference w:type="first" r:id="rId12"/>
+      <w:footerReference w:type="first" r:id="rId13"/>
       <w:pgSz w:w="12240" w:h="15840" w:code="1"/>
       <w:pgMar w:top="452" w:right="1041" w:bottom="1134" w:left="1701" w:header="283" w:footer="680" w:gutter="0"/>
       <w:cols w:space="708"/>
@@ -1338,6 +1340,16 @@
   <w:p>
     <w:pPr>
       <w:pStyle w:val="Piedepgina"/>
+    </w:pPr>
+  </w:p>
+</w:ftr>
+</file>
+
+<file path=word/footer2.xml><?xml version="1.0" encoding="utf-8"?>
+<w:ftr xmlns:wpc="http://schemas.microsoft.com/office/word/2010/wordprocessingCanvas" xmlns:cx="http://schemas.microsoft.com/office/drawing/2014/chartex" xmlns:cx1="http://schemas.microsoft.com/office/drawing/2015/9/8/chartex" xmlns:cx2="http://schemas.microsoft.com/office/drawing/2015/10/21/chartex" xmlns:cx3="http://schemas.microsoft.com/office/drawing/2016/5/9/chartex" xmlns:cx4="http://schemas.microsoft.com/office/drawing/2016/5/10/chartex" xmlns:cx5="http://schemas.microsoft.com/office/drawing/2016/5/11/chartex" xmlns:cx6="http://schemas.microsoft.com/office/drawing/2016/5/12/chartex" xmlns:cx7="http://schemas.microsoft.com/office/drawing/2016/5/13/chartex" xmlns:cx8="http://schemas.microsoft.com/office/drawing/2016/5/14/chartex" xmlns:mc="http://schemas.openxmlformats.org/markup-compatibility/2006" xmlns:aink="http://schemas.microsoft.com/office/drawing/2016/ink" xmlns:am3d="http://schemas.microsoft.com/office/drawing/2017/model3d" xmlns:o="urn:schemas-microsoft-com:office:office" xmlns:oel="http://schemas.microsoft.com/office/2019/extlst" xmlns:r="http://schemas.openxmlformats.org/officeDocument/2006/relationships" xmlns:m="http://schemas.openxmlformats.org/officeDocument/2006/math" xmlns:v="urn:schemas-microsoft-com:vml" xmlns:wp14="http://schemas.microsoft.com/office/word/2010/wordprocessingDrawing" xmlns:wp="http://schemas.openxmlformats.org/drawingml/2006/wordprocessingDrawing" xmlns:w10="urn:schemas-microsoft-com:office:word" xmlns:w="http://schemas.openxmlformats.org/wordprocessingml/2006/main" xmlns:w14="http://schemas.microsoft.com/office/word/2010/wordml" xmlns:w15="http://schemas.microsoft.com/office/word/2012/wordml" xmlns:w16cex="http://schemas.microsoft.com/office/word/2018/wordml/cex" xmlns:w16cid="http://schemas.microsoft.com/office/word/2016/wordml/cid" xmlns:w16="http://schemas.microsoft.com/office/word/2018/wordml" xmlns:w16du="http://schemas.microsoft.com/office/word/2023/wordml/word16du" xmlns:w16sdtdh="http://schemas.microsoft.com/office/word/2020/wordml/sdtdatahash" xmlns:w16se="http://schemas.microsoft.com/office/word/2015/wordml/symex" xmlns:wpg="http://schemas.microsoft.com/office/word/2010/wordprocessingGroup" xmlns:wpi="http://schemas.microsoft.com/office/word/2010/wordprocessingInk" xmlns:wne="http://schemas.microsoft.com/office/word/2006/wordml" xmlns:wps="http://schemas.microsoft.com/office/word/2010/wordprocessingShape" mc:Ignorable="w14 w15 w16se w16cid w16 w16cex w16sdtdh w16du wp14">
+  <w:p>
+    <w:pPr>
+      <w:pStyle w:val="Piedepgina"/>
       <w:rPr>
         <w:rFonts w:ascii="Adobe Garamond Pro" w:hAnsi="Adobe Garamond Pro"/>
         <w:i/>
@@ -1376,6 +1388,16 @@
       </w:rPr>
       <w:t xml:space="preserve">      gamcharana21.26@gmail.com</w:t>
     </w:r>
+  </w:p>
+</w:ftr>
+</file>
+
+<file path=word/footer3.xml><?xml version="1.0" encoding="utf-8"?>
+<w:ftr xmlns:wpc="http://schemas.microsoft.com/office/word/2010/wordprocessingCanvas" xmlns:cx="http://schemas.microsoft.com/office/drawing/2014/chartex" xmlns:cx1="http://schemas.microsoft.com/office/drawing/2015/9/8/chartex" xmlns:cx2="http://schemas.microsoft.com/office/drawing/2015/10/21/chartex" xmlns:cx3="http://schemas.microsoft.com/office/drawing/2016/5/9/chartex" xmlns:cx4="http://schemas.microsoft.com/office/drawing/2016/5/10/chartex" xmlns:cx5="http://schemas.microsoft.com/office/drawing/2016/5/11/chartex" xmlns:cx6="http://schemas.microsoft.com/office/drawing/2016/5/12/chartex" xmlns:cx7="http://schemas.microsoft.com/office/drawing/2016/5/13/chartex" xmlns:cx8="http://schemas.microsoft.com/office/drawing/2016/5/14/chartex" xmlns:mc="http://schemas.openxmlformats.org/markup-compatibility/2006" xmlns:aink="http://schemas.microsoft.com/office/drawing/2016/ink" xmlns:am3d="http://schemas.microsoft.com/office/drawing/2017/model3d" xmlns:o="urn:schemas-microsoft-com:office:office" xmlns:oel="http://schemas.microsoft.com/office/2019/extlst" xmlns:r="http://schemas.openxmlformats.org/officeDocument/2006/relationships" xmlns:m="http://schemas.openxmlformats.org/officeDocument/2006/math" xmlns:v="urn:schemas-microsoft-com:vml" xmlns:wp14="http://schemas.microsoft.com/office/word/2010/wordprocessingDrawing" xmlns:wp="http://schemas.openxmlformats.org/drawingml/2006/wordprocessingDrawing" xmlns:w10="urn:schemas-microsoft-com:office:word" xmlns:w="http://schemas.openxmlformats.org/wordprocessingml/2006/main" xmlns:w14="http://schemas.microsoft.com/office/word/2010/wordml" xmlns:w15="http://schemas.microsoft.com/office/word/2012/wordml" xmlns:w16cex="http://schemas.microsoft.com/office/word/2018/wordml/cex" xmlns:w16cid="http://schemas.microsoft.com/office/word/2016/wordml/cid" xmlns:w16="http://schemas.microsoft.com/office/word/2018/wordml" xmlns:w16du="http://schemas.microsoft.com/office/word/2023/wordml/word16du" xmlns:w16sdtdh="http://schemas.microsoft.com/office/word/2020/wordml/sdtdatahash" xmlns:w16se="http://schemas.microsoft.com/office/word/2015/wordml/symex" xmlns:wpg="http://schemas.microsoft.com/office/word/2010/wordprocessingGroup" xmlns:wpi="http://schemas.microsoft.com/office/word/2010/wordprocessingInk" xmlns:wne="http://schemas.microsoft.com/office/word/2006/wordml" xmlns:wps="http://schemas.microsoft.com/office/word/2010/wordprocessingShape" mc:Ignorable="w14 w15 w16se w16cid w16 w16cex w16sdtdh w16du wp14">
+  <w:p>
+    <w:pPr>
+      <w:pStyle w:val="Piedepgina"/>
+    </w:pPr>
   </w:p>
 </w:ftr>
 </file>
@@ -1503,7 +1525,7 @@
         <w:lang w:val="es-ES" w:eastAsia="es-ES"/>
       </w:rPr>
       <w:drawing>
-        <wp:anchor distT="0" distB="0" distL="114300" distR="114300" simplePos="0" relativeHeight="251662848" behindDoc="1" locked="0" layoutInCell="1" allowOverlap="1" wp14:anchorId="537F4978" wp14:editId="41434154">
+        <wp:anchor distT="0" distB="0" distL="114300" distR="114300" simplePos="0" relativeHeight="251662848" behindDoc="1" locked="0" layoutInCell="1" allowOverlap="1" wp14:anchorId="537F4978" wp14:editId="6A24A242">
           <wp:simplePos x="0" y="0"/>
           <wp:positionH relativeFrom="page">
             <wp:align>left</wp:align>
@@ -1528,10 +1550,10 @@
                   </pic:cNvPicPr>
                 </pic:nvPicPr>
                 <pic:blipFill>
-                  <a:blip r:embed="rId2">
+                  <a:blip r:embed="rId2" cstate="print">
                     <a:extLst>
                       <a:ext uri="{28A0092B-C50C-407E-A947-70E740481C1C}">
-                        <a14:useLocalDpi xmlns:a14="http://schemas.microsoft.com/office/drawing/2010/main" val="0"/>
+                        <a14:useLocalDpi xmlns:a14="http://schemas.microsoft.com/office/drawing/2010/main"/>
                       </a:ext>
                     </a:extLst>
                   </a:blip>
@@ -1593,7 +1615,7 @@
         <w:sz w:val="28"/>
       </w:rPr>
       <w:drawing>
-        <wp:anchor distT="0" distB="0" distL="114300" distR="114300" simplePos="0" relativeHeight="251661824" behindDoc="0" locked="0" layoutInCell="1" allowOverlap="1" wp14:anchorId="641AD9E3" wp14:editId="44E0ED4D">
+        <wp:anchor distT="0" distB="0" distL="114300" distR="114300" simplePos="0" relativeHeight="251661824" behindDoc="0" locked="0" layoutInCell="1" allowOverlap="1" wp14:anchorId="641AD9E3" wp14:editId="50B513C9">
           <wp:simplePos x="0" y="0"/>
           <wp:positionH relativeFrom="page">
             <wp:posOffset>6276975</wp:posOffset>
@@ -1618,10 +1640,10 @@
                   </pic:cNvPicPr>
                 </pic:nvPicPr>
                 <pic:blipFill>
-                  <a:blip r:embed="rId3">
+                  <a:blip r:embed="rId3" cstate="print">
                     <a:extLst>
                       <a:ext uri="{28A0092B-C50C-407E-A947-70E740481C1C}">
-                        <a14:useLocalDpi xmlns:a14="http://schemas.microsoft.com/office/drawing/2010/main" val="0"/>
+                        <a14:useLocalDpi xmlns:a14="http://schemas.microsoft.com/office/drawing/2010/main"/>
                       </a:ext>
                     </a:extLst>
                   </a:blip>
